--- a/ind/docx/46.content.docx
+++ b/ind/docx/46.content.docx
@@ -19,7 +19,7 @@
         <w:rPr>
           <w:lang w:val="id_ID" w:bidi="id_ID"/>
         </w:rPr>
-        <w:t>Resource: Tyndale Open Study Notes</w:t>
+        <w:t>Resource: Aquifer Open Study Notes (Book Intros)</w:t>
       </w:r>
       <w:r>
         <w:rPr>
@@ -112,7 +112,7 @@
         <w:rPr>
           <w:lang w:val="id_ID" w:bidi="id_ID"/>
         </w:rPr>
-        <w:t>Tyndale Open Study Notes</w:t>
+        <w:t>Aquifer Open Study Notes (Book Intros)</w:t>
       </w:r>
     </w:p>
     <w:p>
@@ -1586,7 +1586,7 @@
         <w:rPr>
           <w:lang w:val="id_ID" w:bidi="id_ID"/>
         </w:rPr>
-        <w:t>). Pada masa awal gerakan Kristen ini, tidak ada perbedaan antara klerus dan awam, tetapi peran yang berbeda menciptakan pelayanan yang saling melengkapi dari karunia-karunia Roh ketika orang-orang Kristen berkumpul. Setiap orang memiliki peran untuk membangun tubuh, dan individu-individu bergantung pada Roh untuk memberdayakan dan membimbing mereka dalam pelayanan mereka.</w:t>
+        <w:t>). Pada masa awal gerakan Kristen, jemaat memang memiliki para pemimpin yang diakui. Namun demikian, Paulus menggambarkan jemaat yang berkumpul sebagai suatu komunitas di mana Roh memberikan berbagai karunia kepada orang-orang yang berbeda. Karunia-karunia ini menolong orang-orang percaya untuk saling melayani dengan cara yang saling melengkapi. Setiap orang memiliki peran dalam membantu tubuh itu bertumbuh semakin kuat. Setiap orang juga bergantung pada Roh Kudus untuk memperoleh kuasa dan bimbingan dalam pekerjaan ini.</w:t>
       </w:r>
     </w:p>
     <w:p>

--- a/ind/docx/46.content.docx
+++ b/ind/docx/46.content.docx
@@ -258,36 +258,24 @@
         </w:rPr>
         <w:t xml:space="preserve">Reputasi kota Korintus yang tersebar luas sebagai kota penting yang penuh dengan keburukan berkaitan dengan letak geografisnya. Kota ini secara strategis terletak di tanah genting yang sempit selebar empat hingga lima mil yang memisahkan daratan Yunani dari Peloponnesus (semenanjung besar di selatan). Kota ini mendapat keuntungan dari para pelancong yang melewati utara dan selatan sepanjang jalur darat utama serta dari mereka yang berlayar ke timur dan barat antara Teluk Korintus dan Teluk Saronic. Untuk menghindari bahaya badai di Laut Mediterania, terutama di musim dingin, pemilik kapal-kapal dagang kecil yang berlayar antara Italia dan Mediterania timur sering kali menyeret kapal mereka melintasi tanah genting dari satu teluk ke teluk lainnya dan menghabiskan satu atau dua malam di Korintus dalam perjalanan. Akibatnya, Korintus mendapatkan reputasi buruk sebagai kota pelabuhan dan dikenal luas karena prostitusi dan kejahatan lainnya. Bahkan ada kata kerja dalam bahasa Yunani (korinthiazomai, "berperilaku seperti orang Korintus") yang merujuk pada amoralitas seksual. Tidak mengherankan bahwa beberapa masalah ini masuk ke dalam gereja yang berusia muda ini (lihat kata-kata keras Paulus tentang amoralitas seksual dalam </w:t>
       </w:r>
-      <w:hyperlink r:id="rId13">
-        <w:r>
-          <w:rPr>
-            <w:lang w:val="id_ID" w:bidi="id_ID"/>
-          </w:rPr>
-          <w:rPr>
-            <w:color w:val="0000EE"/>
-            <w:u w:val="single"/>
-          </w:rPr>
-          <w:t>1Kor. 5:1–13</w:t>
-        </w:r>
-      </w:hyperlink>
+      <w:r>
+        <w:rPr>
+          <w:lang w:val="id_ID" w:bidi="id_ID"/>
+        </w:rPr>
+        <w:t>1Kor. 5:1–13</w:t>
+      </w:r>
       <w:r>
         <w:rPr>
           <w:lang w:val="id_ID" w:bidi="id_ID"/>
         </w:rPr>
         <w:t xml:space="preserve">; </w:t>
       </w:r>
-      <w:hyperlink r:id="rId14">
-        <w:r>
-          <w:rPr>
-            <w:lang w:val="id_ID" w:bidi="id_ID"/>
-          </w:rPr>
-          <w:rPr>
-            <w:color w:val="0000EE"/>
-            <w:u w:val="single"/>
-          </w:rPr>
-          <w:t>6:12–20</w:t>
-        </w:r>
-      </w:hyperlink>
+      <w:r>
+        <w:rPr>
+          <w:lang w:val="id_ID" w:bidi="id_ID"/>
+        </w:rPr>
+        <w:t>6:12–20</w:t>
+      </w:r>
       <w:r>
         <w:rPr>
           <w:lang w:val="id_ID" w:bidi="id_ID"/>
@@ -308,36 +296,24 @@
         </w:rPr>
         <w:t xml:space="preserve">Korintus Lama ditaklukkan dan dihancurkan oleh Roma pada 146 Sebelum Masehi. Kota ini dibangun kembali satu abad kemudian sebagai koloni Roma dan dihuni terutama oleh mantan budak-budak Roma. Pada saat kunjungan Paulus, Korintus adalah kota kosmopolitan yang dihuni oleh orang-orang Roma, Yunani, Yahudi, dan kelompok etnis lainnya dari seluruh Mediterania, serta para pengunjung internasional yang melewati kota tersebut. Akibatnya, anggota-anggota gereja yang masih muda di sana bersifat multietnis, yang kemungkinan menjadi satu faktor penyebab dalam ketegangan yang mereka alami (lihat teguran Paulus terhadap kecenderungan mereka untuk mengutamakan kelompok sendiri dalam </w:t>
       </w:r>
-      <w:hyperlink r:id="rId15">
-        <w:r>
-          <w:rPr>
-            <w:lang w:val="id_ID" w:bidi="id_ID"/>
-          </w:rPr>
-          <w:rPr>
-            <w:color w:val="0000EE"/>
-            <w:u w:val="single"/>
-          </w:rPr>
-          <w:t>1Kor. 1:10–12</w:t>
-        </w:r>
-      </w:hyperlink>
+      <w:r>
+        <w:rPr>
+          <w:lang w:val="id_ID" w:bidi="id_ID"/>
+        </w:rPr>
+        <w:t>1Kor. 1:10–12</w:t>
+      </w:r>
       <w:r>
         <w:rPr>
           <w:lang w:val="id_ID" w:bidi="id_ID"/>
         </w:rPr>
         <w:t xml:space="preserve">; </w:t>
       </w:r>
-      <w:hyperlink r:id="rId16">
-        <w:r>
-          <w:rPr>
-            <w:lang w:val="id_ID" w:bidi="id_ID"/>
-          </w:rPr>
-          <w:rPr>
-            <w:color w:val="0000EE"/>
-            <w:u w:val="single"/>
-          </w:rPr>
-          <w:t>3:1–4</w:t>
-        </w:r>
-      </w:hyperlink>
+      <w:r>
+        <w:rPr>
+          <w:lang w:val="id_ID" w:bidi="id_ID"/>
+        </w:rPr>
+        <w:t>3:1–4</w:t>
+      </w:r>
       <w:r>
         <w:rPr>
           <w:lang w:val="id_ID" w:bidi="id_ID"/>
@@ -358,18 +334,12 @@
         </w:rPr>
         <w:t xml:space="preserve">Paulus pertama kali tiba di kota tersebut dalam perjalanan misinya yang kedua (sekitar tahun 50 M), setelah menyelesaikan pekerjaannya di provinsi Makedonia di utara dan di Atena. Menyadari bahwa kota itu strategis untuk upaya penginjilannya, ia tinggal di Korintus selama delapan belas bulan (50–52 M; lihat </w:t>
       </w:r>
-      <w:hyperlink r:id="rId17">
-        <w:r>
-          <w:rPr>
-            <w:lang w:val="id_ID" w:bidi="id_ID"/>
-          </w:rPr>
-          <w:rPr>
-            <w:color w:val="0000EE"/>
-            <w:u w:val="single"/>
-          </w:rPr>
-          <w:t>Kisah 18:1–17</w:t>
-        </w:r>
-      </w:hyperlink>
+      <w:r>
+        <w:rPr>
+          <w:lang w:val="id_ID" w:bidi="id_ID"/>
+        </w:rPr>
+        <w:t>Kisah 18:1–17</w:t>
+      </w:r>
       <w:r>
         <w:rPr>
           <w:lang w:val="id_ID" w:bidi="id_ID"/>
@@ -433,18 +403,12 @@
         </w:rPr>
         <w:t>Kritik terhadap pendekatan Paulus yang non-intelektual dalam penginjilan (</w:t>
       </w:r>
-      <w:hyperlink r:id="rId18">
-        <w:r>
-          <w:rPr>
-            <w:lang w:val="id_ID" w:bidi="id_ID"/>
-          </w:rPr>
-          <w:rPr>
-            <w:color w:val="0000EE"/>
-            <w:u w:val="single"/>
-          </w:rPr>
-          <w:t>1Kor. 1:1–4:21</w:t>
-        </w:r>
-      </w:hyperlink>
+      <w:r>
+        <w:rPr>
+          <w:lang w:val="id_ID" w:bidi="id_ID"/>
+        </w:rPr>
+        <w:t>1Kor. 1:1–4:21</w:t>
+      </w:r>
       <w:r>
         <w:rPr>
           <w:lang w:val="id_ID" w:bidi="id_ID"/>
@@ -469,18 +433,12 @@
         </w:rPr>
         <w:t>Kasus amoralitas seksual yang mencolok di dalam gereja (</w:t>
       </w:r>
-      <w:hyperlink r:id="rId13">
-        <w:r>
-          <w:rPr>
-            <w:lang w:val="id_ID" w:bidi="id_ID"/>
-          </w:rPr>
-          <w:rPr>
-            <w:color w:val="0000EE"/>
-            <w:u w:val="single"/>
-          </w:rPr>
-          <w:t>1Kor. 5:1–13</w:t>
-        </w:r>
-      </w:hyperlink>
+      <w:r>
+        <w:rPr>
+          <w:lang w:val="id_ID" w:bidi="id_ID"/>
+        </w:rPr>
+        <w:t>1Kor. 5:1–13</w:t>
+      </w:r>
       <w:r>
         <w:rPr>
           <w:lang w:val="id_ID" w:bidi="id_ID"/>
@@ -505,18 +463,12 @@
         </w:rPr>
         <w:t>Praktik membawa sesama orang beriman ke pengadilan di hadapan hakim-hakim kafir (</w:t>
       </w:r>
-      <w:hyperlink r:id="rId19">
-        <w:r>
-          <w:rPr>
-            <w:lang w:val="id_ID" w:bidi="id_ID"/>
-          </w:rPr>
-          <w:rPr>
-            <w:color w:val="0000EE"/>
-            <w:u w:val="single"/>
-          </w:rPr>
-          <w:t>1Kor. 6:1–20</w:t>
-        </w:r>
-      </w:hyperlink>
+      <w:r>
+        <w:rPr>
+          <w:lang w:val="id_ID" w:bidi="id_ID"/>
+        </w:rPr>
+        <w:t>1Kor. 6:1–20</w:t>
+      </w:r>
       <w:r>
         <w:rPr>
           <w:lang w:val="id_ID" w:bidi="id_ID"/>
@@ -541,18 +493,12 @@
         </w:rPr>
         <w:t>Masalah-masalah amoralitas seksual (</w:t>
       </w:r>
-      <w:hyperlink r:id="rId19">
-        <w:r>
-          <w:rPr>
-            <w:lang w:val="id_ID" w:bidi="id_ID"/>
-          </w:rPr>
-          <w:rPr>
-            <w:color w:val="0000EE"/>
-            <w:u w:val="single"/>
-          </w:rPr>
-          <w:t>1Kor. 6:1–20</w:t>
-        </w:r>
-      </w:hyperlink>
+      <w:r>
+        <w:rPr>
+          <w:lang w:val="id_ID" w:bidi="id_ID"/>
+        </w:rPr>
+        <w:t>1Kor. 6:1–20</w:t>
+      </w:r>
       <w:r>
         <w:rPr>
           <w:lang w:val="id_ID" w:bidi="id_ID"/>
@@ -577,18 +523,12 @@
         </w:rPr>
         <w:t>Pertanyaan mengenai pernikahan, perceraian, dan hidup melajang (</w:t>
       </w:r>
-      <w:hyperlink r:id="rId20">
-        <w:r>
-          <w:rPr>
-            <w:lang w:val="id_ID" w:bidi="id_ID"/>
-          </w:rPr>
-          <w:rPr>
-            <w:color w:val="0000EE"/>
-            <w:u w:val="single"/>
-          </w:rPr>
-          <w:t>1Kor. 7:1–40</w:t>
-        </w:r>
-      </w:hyperlink>
+      <w:r>
+        <w:rPr>
+          <w:lang w:val="id_ID" w:bidi="id_ID"/>
+        </w:rPr>
+        <w:t>1Kor. 7:1–40</w:t>
+      </w:r>
       <w:r>
         <w:rPr>
           <w:lang w:val="id_ID" w:bidi="id_ID"/>
@@ -613,18 +553,12 @@
         </w:rPr>
         <w:t>Pertanyaan tentang apakah orang beriman boleh makan daging yang dipersembahkan kepada berhala-berhala kafir (</w:t>
       </w:r>
-      <w:hyperlink r:id="rId21">
-        <w:r>
-          <w:rPr>
-            <w:lang w:val="id_ID" w:bidi="id_ID"/>
-          </w:rPr>
-          <w:rPr>
-            <w:color w:val="0000EE"/>
-            <w:u w:val="single"/>
-          </w:rPr>
-          <w:t>1Kor. 8:1–10:33</w:t>
-        </w:r>
-      </w:hyperlink>
+      <w:r>
+        <w:rPr>
+          <w:lang w:val="id_ID" w:bidi="id_ID"/>
+        </w:rPr>
+        <w:t>1Kor. 8:1–10:33</w:t>
+      </w:r>
       <w:r>
         <w:rPr>
           <w:lang w:val="id_ID" w:bidi="id_ID"/>
@@ -649,18 +583,12 @@
         </w:rPr>
         <w:t>Pertanyaan mengenai pakaian yang pantas untuk perempuan yang melayani di depan umum (</w:t>
       </w:r>
-      <w:hyperlink r:id="rId22">
-        <w:r>
-          <w:rPr>
-            <w:lang w:val="id_ID" w:bidi="id_ID"/>
-          </w:rPr>
-          <w:rPr>
-            <w:color w:val="0000EE"/>
-            <w:u w:val="single"/>
-          </w:rPr>
-          <w:t>1Kor. 11:1–34</w:t>
-        </w:r>
-      </w:hyperlink>
+      <w:r>
+        <w:rPr>
+          <w:lang w:val="id_ID" w:bidi="id_ID"/>
+        </w:rPr>
+        <w:t>1Kor. 11:1–34</w:t>
+      </w:r>
       <w:r>
         <w:rPr>
           <w:lang w:val="id_ID" w:bidi="id_ID"/>
@@ -685,18 +613,12 @@
         </w:rPr>
         <w:t>Perilaku yang tidak hormat dan tidak sopan dalam menerima Perjamuan Tuhan (</w:t>
       </w:r>
-      <w:hyperlink r:id="rId22">
-        <w:r>
-          <w:rPr>
-            <w:lang w:val="id_ID" w:bidi="id_ID"/>
-          </w:rPr>
-          <w:rPr>
-            <w:color w:val="0000EE"/>
-            <w:u w:val="single"/>
-          </w:rPr>
-          <w:t>1Kor. 11:1–34</w:t>
-        </w:r>
-      </w:hyperlink>
+      <w:r>
+        <w:rPr>
+          <w:lang w:val="id_ID" w:bidi="id_ID"/>
+        </w:rPr>
+        <w:t>1Kor. 11:1–34</w:t>
+      </w:r>
       <w:r>
         <w:rPr>
           <w:lang w:val="id_ID" w:bidi="id_ID"/>
@@ -721,18 +643,12 @@
         </w:rPr>
         <w:t>Perspektif yang menyimpang tentang karunia-karunia rohani dan praktiknya (</w:t>
       </w:r>
-      <w:hyperlink r:id="rId23">
-        <w:r>
-          <w:rPr>
-            <w:lang w:val="id_ID" w:bidi="id_ID"/>
-          </w:rPr>
-          <w:rPr>
-            <w:color w:val="0000EE"/>
-            <w:u w:val="single"/>
-          </w:rPr>
-          <w:t>1Kor 12:1–14:40</w:t>
-        </w:r>
-      </w:hyperlink>
+      <w:r>
+        <w:rPr>
+          <w:lang w:val="id_ID" w:bidi="id_ID"/>
+        </w:rPr>
+        <w:t>1Kor 12:1–14:40</w:t>
+      </w:r>
       <w:r>
         <w:rPr>
           <w:lang w:val="id_ID" w:bidi="id_ID"/>
@@ -757,18 +673,12 @@
         </w:rPr>
         <w:t>Keraguan akan kebangkitan orang mati di masa depan (</w:t>
       </w:r>
-      <w:hyperlink r:id="rId24">
-        <w:r>
-          <w:rPr>
-            <w:lang w:val="id_ID" w:bidi="id_ID"/>
-          </w:rPr>
-          <w:rPr>
-            <w:color w:val="0000EE"/>
-            <w:u w:val="single"/>
-          </w:rPr>
-          <w:t>1Kor. 15:1–58</w:t>
-        </w:r>
-      </w:hyperlink>
+      <w:r>
+        <w:rPr>
+          <w:lang w:val="id_ID" w:bidi="id_ID"/>
+        </w:rPr>
+        <w:t>1Kor. 15:1–58</w:t>
+      </w:r>
       <w:r>
         <w:rPr>
           <w:lang w:val="id_ID" w:bidi="id_ID"/>
@@ -800,36 +710,24 @@
         </w:rPr>
         <w:t xml:space="preserve">Paulus secara luas diakui sebagai penulis 1 Korintus. Namun, ada beberapa orang mempertanyakan keaslian </w:t>
       </w:r>
-      <w:hyperlink r:id="rId25">
-        <w:r>
-          <w:rPr>
-            <w:lang w:val="id_ID" w:bidi="id_ID"/>
-          </w:rPr>
-          <w:rPr>
-            <w:color w:val="0000EE"/>
-            <w:u w:val="single"/>
-          </w:rPr>
-          <w:t>1Kor. 14:34–35</w:t>
-        </w:r>
-      </w:hyperlink>
+      <w:r>
+        <w:rPr>
+          <w:lang w:val="id_ID" w:bidi="id_ID"/>
+        </w:rPr>
+        <w:t>1Kor. 14:34–35</w:t>
+      </w:r>
       <w:r>
         <w:rPr>
           <w:lang w:val="id_ID" w:bidi="id_ID"/>
         </w:rPr>
         <w:t xml:space="preserve"> (lihat catatan studi di sana). Sejalan dengan praktik umum di dunia kuno, Paulus menggunakan seorang amanuensis (sekretaris) untuk menulis surat tersebut (lihat </w:t>
       </w:r>
-      <w:hyperlink r:id="rId26">
-        <w:r>
-          <w:rPr>
-            <w:lang w:val="id_ID" w:bidi="id_ID"/>
-          </w:rPr>
-          <w:rPr>
-            <w:color w:val="0000EE"/>
-            <w:u w:val="single"/>
-          </w:rPr>
-          <w:t>1Kor. 16:21</w:t>
-        </w:r>
-      </w:hyperlink>
+      <w:r>
+        <w:rPr>
+          <w:lang w:val="id_ID" w:bidi="id_ID"/>
+        </w:rPr>
+        <w:t>1Kor. 16:21</w:t>
+      </w:r>
       <w:r>
         <w:rPr>
           <w:lang w:val="id_ID" w:bidi="id_ID"/>
@@ -861,108 +759,72 @@
         </w:rPr>
         <w:t xml:space="preserve">Surat kepada gereja di Korintus ini ditulis dalam perjalanan misi Paulus yang ketiga, ketika ia tinggal selama dua hingga tiga tahun di Efesus (sekitar tahun 53–56 M; lihat </w:t>
       </w:r>
-      <w:hyperlink r:id="rId27">
-        <w:r>
-          <w:rPr>
-            <w:lang w:val="id_ID" w:bidi="id_ID"/>
-          </w:rPr>
-          <w:rPr>
-            <w:color w:val="0000EE"/>
-            <w:u w:val="single"/>
-          </w:rPr>
-          <w:t>Kisah 19:1–41</w:t>
-        </w:r>
-      </w:hyperlink>
+      <w:r>
+        <w:rPr>
+          <w:lang w:val="id_ID" w:bidi="id_ID"/>
+        </w:rPr>
+        <w:t>Kisah 19:1–41</w:t>
+      </w:r>
       <w:r>
         <w:rPr>
           <w:lang w:val="id_ID" w:bidi="id_ID"/>
         </w:rPr>
         <w:t xml:space="preserve">). Paulus sebelumnya telah menulis surat kepada gereja di Korintus (lihat </w:t>
       </w:r>
-      <w:hyperlink r:id="rId28">
-        <w:r>
-          <w:rPr>
-            <w:lang w:val="id_ID" w:bidi="id_ID"/>
-          </w:rPr>
-          <w:rPr>
-            <w:color w:val="0000EE"/>
-            <w:u w:val="single"/>
-          </w:rPr>
-          <w:t>1Kor. 5:9</w:t>
-        </w:r>
-      </w:hyperlink>
+      <w:r>
+        <w:rPr>
+          <w:lang w:val="id_ID" w:bidi="id_ID"/>
+        </w:rPr>
+        <w:t>1Kor. 5:9</w:t>
+      </w:r>
       <w:r>
         <w:rPr>
           <w:lang w:val="id_ID" w:bidi="id_ID"/>
         </w:rPr>
         <w:t xml:space="preserve">), dan jemaat Korintus membalas dengan meminta nasihatnya tentang berbagai hal (lihat, misalnya, </w:t>
       </w:r>
-      <w:hyperlink r:id="rId29">
-        <w:r>
-          <w:rPr>
-            <w:lang w:val="id_ID" w:bidi="id_ID"/>
-          </w:rPr>
-          <w:rPr>
-            <w:color w:val="0000EE"/>
-            <w:u w:val="single"/>
-          </w:rPr>
-          <w:t>1Kor. 7:1</w:t>
-        </w:r>
-      </w:hyperlink>
+      <w:r>
+        <w:rPr>
+          <w:lang w:val="id_ID" w:bidi="id_ID"/>
+        </w:rPr>
+        <w:t>1Kor. 7:1</w:t>
+      </w:r>
       <w:r>
         <w:rPr>
           <w:lang w:val="id_ID" w:bidi="id_ID"/>
         </w:rPr>
         <w:t xml:space="preserve">). Dia juga menerima laporan dan kunjungan dari Korintus (lihat </w:t>
       </w:r>
-      <w:hyperlink r:id="rId30">
-        <w:r>
-          <w:rPr>
-            <w:lang w:val="id_ID" w:bidi="id_ID"/>
-          </w:rPr>
-          <w:rPr>
-            <w:color w:val="0000EE"/>
-            <w:u w:val="single"/>
-          </w:rPr>
-          <w:t>1Kor. 1:11</w:t>
-        </w:r>
-      </w:hyperlink>
+      <w:r>
+        <w:rPr>
+          <w:lang w:val="id_ID" w:bidi="id_ID"/>
+        </w:rPr>
+        <w:t>1Kor. 1:11</w:t>
+      </w:r>
       <w:r>
         <w:rPr>
           <w:lang w:val="id_ID" w:bidi="id_ID"/>
         </w:rPr>
         <w:t xml:space="preserve">; </w:t>
       </w:r>
-      <w:hyperlink r:id="rId31">
-        <w:r>
-          <w:rPr>
-            <w:lang w:val="id_ID" w:bidi="id_ID"/>
-          </w:rPr>
-          <w:rPr>
-            <w:color w:val="0000EE"/>
-            <w:u w:val="single"/>
-          </w:rPr>
-          <w:t>16:15–17</w:t>
-        </w:r>
-      </w:hyperlink>
+      <w:r>
+        <w:rPr>
+          <w:lang w:val="id_ID" w:bidi="id_ID"/>
+        </w:rPr>
+        <w:t>16:15–17</w:t>
+      </w:r>
       <w:r>
         <w:rPr>
           <w:lang w:val="id_ID" w:bidi="id_ID"/>
         </w:rPr>
         <w:t xml:space="preserve">), yang membuatnya sadar akan sejumlah masalah yang dihadapi oleh gereja muda tersebut. Surat ini, yang penuh dengan nasihat tentang isu-isu spesifik, adalah tanggapannya. Surat ini mungkin disampaikan oleh Stefanas, Fortunatus, dan Akhaikus (lihat </w:t>
       </w:r>
-      <w:hyperlink r:id="rId31">
-        <w:r>
-          <w:rPr>
-            <w:lang w:val="id_ID" w:bidi="id_ID"/>
-          </w:rPr>
-          <w:rPr>
-            <w:color w:val="0000EE"/>
-            <w:u w:val="single"/>
-          </w:rPr>
-          <w:t>1Kor. 16:15–17</w:t>
-        </w:r>
-      </w:hyperlink>
+      <w:r>
+        <w:rPr>
+          <w:lang w:val="id_ID" w:bidi="id_ID"/>
+        </w:rPr>
+        <w:t>1Kor. 16:15–17</w:t>
+      </w:r>
       <w:r>
         <w:rPr>
           <w:lang w:val="id_ID" w:bidi="id_ID"/>
@@ -983,36 +845,24 @@
         </w:rPr>
         <w:t xml:space="preserve">Beberapa masalah tampaknya tetap tidak terselesaikan, yang mengakibatkan kunjungan pribadi yang berikutnya ke Korintus dan satu surat yang berisi kata-kata tegas yang tidak kita miliki. Paulus merujuk pada hal-hal ini dalam surat yang sarat dengan emosi yang kita kenal sebagai 2 Korintus, yang ditulis dari Makedonia tidak lama setelah dia meninggalkan Efesus, dalam antisipasi untuk satu kunjungan lain ke jemaat tersebut (lihat </w:t>
       </w:r>
-      <w:hyperlink r:id="rId32">
-        <w:r>
-          <w:rPr>
-            <w:lang w:val="id_ID" w:bidi="id_ID"/>
-          </w:rPr>
-          <w:rPr>
-            <w:color w:val="0000EE"/>
-            <w:u w:val="single"/>
-          </w:rPr>
-          <w:t>2Kor. 2:1–11</w:t>
-        </w:r>
-      </w:hyperlink>
+      <w:r>
+        <w:rPr>
+          <w:lang w:val="id_ID" w:bidi="id_ID"/>
+        </w:rPr>
+        <w:t>2Kor. 2:1–11</w:t>
+      </w:r>
       <w:r>
         <w:rPr>
           <w:lang w:val="id_ID" w:bidi="id_ID"/>
         </w:rPr>
         <w:t xml:space="preserve">; </w:t>
       </w:r>
-      <w:hyperlink r:id="rId33">
-        <w:r>
-          <w:rPr>
-            <w:lang w:val="id_ID" w:bidi="id_ID"/>
-          </w:rPr>
-          <w:rPr>
-            <w:color w:val="0000EE"/>
-            <w:u w:val="single"/>
-          </w:rPr>
-          <w:t>7:8–10</w:t>
-        </w:r>
-      </w:hyperlink>
+      <w:r>
+        <w:rPr>
+          <w:lang w:val="id_ID" w:bidi="id_ID"/>
+        </w:rPr>
+        <w:t>7:8–10</w:t>
+      </w:r>
       <w:r>
         <w:rPr>
           <w:lang w:val="id_ID" w:bidi="id_ID"/>
@@ -1084,36 +934,24 @@
         </w:rPr>
         <w:t>Misalnya, ketika Paulus membahas masalah moralitas seksual (</w:t>
       </w:r>
-      <w:hyperlink r:id="rId34">
-        <w:r>
-          <w:rPr>
-            <w:lang w:val="id_ID" w:bidi="id_ID"/>
-          </w:rPr>
-          <w:rPr>
-            <w:color w:val="0000EE"/>
-            <w:u w:val="single"/>
-          </w:rPr>
-          <w:t>1Kor. 5:1–6:20</w:t>
-        </w:r>
-      </w:hyperlink>
+      <w:r>
+        <w:rPr>
+          <w:lang w:val="id_ID" w:bidi="id_ID"/>
+        </w:rPr>
+        <w:t>1Kor. 5:1–6:20</w:t>
+      </w:r>
       <w:r>
         <w:rPr>
           <w:lang w:val="id_ID" w:bidi="id_ID"/>
         </w:rPr>
         <w:t>), dia mengingatkan jemaat bahwa orang percaya telah diperbarui oleh kurban Kristus dan bahwa mereka harus hidup sesuai dengan fakta tersebut. Seruannya untuk kesetiaan bukanlah agar mereka mematuhi Hukum Musa, tetapi agar mereka memahami apa artinya bersatu dengan Kristus dan menjadi tempat kediaman Roh Kudus (</w:t>
       </w:r>
-      <w:hyperlink r:id="rId35">
-        <w:r>
-          <w:rPr>
-            <w:lang w:val="id_ID" w:bidi="id_ID"/>
-          </w:rPr>
-          <w:rPr>
-            <w:color w:val="0000EE"/>
-            <w:u w:val="single"/>
-          </w:rPr>
-          <w:t>1Kor. 6:15–20</w:t>
-        </w:r>
-      </w:hyperlink>
+      <w:r>
+        <w:rPr>
+          <w:lang w:val="id_ID" w:bidi="id_ID"/>
+        </w:rPr>
+        <w:t>1Kor. 6:15–20</w:t>
+      </w:r>
       <w:r>
         <w:rPr>
           <w:lang w:val="id_ID" w:bidi="id_ID"/>
@@ -1134,18 +972,12 @@
         </w:rPr>
         <w:t>Ketika Paulus mencegah orang-orang percaya untuk membawa satu sama lain ke pengadilan kafir (</w:t>
       </w:r>
-      <w:hyperlink r:id="rId36">
-        <w:r>
-          <w:rPr>
-            <w:lang w:val="id_ID" w:bidi="id_ID"/>
-          </w:rPr>
-          <w:rPr>
-            <w:color w:val="0000EE"/>
-            <w:u w:val="single"/>
-          </w:rPr>
-          <w:t>1Kor. 6:1–8</w:t>
-        </w:r>
-      </w:hyperlink>
+      <w:r>
+        <w:rPr>
+          <w:lang w:val="id_ID" w:bidi="id_ID"/>
+        </w:rPr>
+        <w:t>1Kor. 6:1–8</w:t>
+      </w:r>
       <w:r>
         <w:rPr>
           <w:lang w:val="id_ID" w:bidi="id_ID"/>
@@ -1166,18 +998,12 @@
         </w:rPr>
         <w:t>Ketika Paulus memberikan nasihat tentang pernikahan (</w:t>
       </w:r>
-      <w:hyperlink r:id="rId20">
-        <w:r>
-          <w:rPr>
-            <w:lang w:val="id_ID" w:bidi="id_ID"/>
-          </w:rPr>
-          <w:rPr>
-            <w:color w:val="0000EE"/>
-            <w:u w:val="single"/>
-          </w:rPr>
-          <w:t>1Kor. 7:1–40</w:t>
-        </w:r>
-      </w:hyperlink>
+      <w:r>
+        <w:rPr>
+          <w:lang w:val="id_ID" w:bidi="id_ID"/>
+        </w:rPr>
+        <w:t>1Kor. 7:1–40</w:t>
+      </w:r>
       <w:r>
         <w:rPr>
           <w:lang w:val="id_ID" w:bidi="id_ID"/>
@@ -1198,36 +1024,24 @@
         </w:rPr>
         <w:t>Saat dia membahas kebebasan orang percaya untuk makan daging yang dipersembahkan kepada berhala-berhala kafir (</w:t>
       </w:r>
-      <w:hyperlink r:id="rId37">
-        <w:r>
-          <w:rPr>
-            <w:lang w:val="id_ID" w:bidi="id_ID"/>
-          </w:rPr>
-          <w:rPr>
-            <w:color w:val="0000EE"/>
-            <w:u w:val="single"/>
-          </w:rPr>
-          <w:t>1Kor. 8:1–13</w:t>
-        </w:r>
-      </w:hyperlink>
+      <w:r>
+        <w:rPr>
+          <w:lang w:val="id_ID" w:bidi="id_ID"/>
+        </w:rPr>
+        <w:t>1Kor. 8:1–13</w:t>
+      </w:r>
       <w:r>
         <w:rPr>
           <w:lang w:val="id_ID" w:bidi="id_ID"/>
         </w:rPr>
         <w:t xml:space="preserve">; </w:t>
       </w:r>
-      <w:hyperlink r:id="rId38">
-        <w:r>
-          <w:rPr>
-            <w:lang w:val="id_ID" w:bidi="id_ID"/>
-          </w:rPr>
-          <w:rPr>
-            <w:color w:val="0000EE"/>
-            <w:u w:val="single"/>
-          </w:rPr>
-          <w:t>10:1–11:1</w:t>
-        </w:r>
-      </w:hyperlink>
+      <w:r>
+        <w:rPr>
+          <w:lang w:val="id_ID" w:bidi="id_ID"/>
+        </w:rPr>
+        <w:t>10:1–11:1</w:t>
+      </w:r>
       <w:r>
         <w:rPr>
           <w:lang w:val="id_ID" w:bidi="id_ID"/>
@@ -1248,54 +1062,36 @@
         </w:rPr>
         <w:t xml:space="preserve">Dalam pemikiran Paulus, perilaku Kristen merupakan respons yang berisi rasa syukur atas belas kasihan dan anugerah Allah, yang ditunjukkan melalui Kristus dan diungkapkan dalam Kabar Baik. Seluruh kehidupan orang percaya harus mengekspresikan pengabdian kepada Allah dan kasih kepada sesama (lihat </w:t>
       </w:r>
-      <w:hyperlink r:id="rId39">
-        <w:r>
-          <w:rPr>
-            <w:lang w:val="id_ID" w:bidi="id_ID"/>
-          </w:rPr>
-          <w:rPr>
-            <w:color w:val="0000EE"/>
-            <w:u w:val="single"/>
-          </w:rPr>
-          <w:t>1Kor. 10:31–33</w:t>
-        </w:r>
-      </w:hyperlink>
+      <w:r>
+        <w:rPr>
+          <w:lang w:val="id_ID" w:bidi="id_ID"/>
+        </w:rPr>
+        <w:t>1Kor. 10:31–33</w:t>
+      </w:r>
       <w:r>
         <w:rPr>
           <w:lang w:val="id_ID" w:bidi="id_ID"/>
         </w:rPr>
         <w:t>). Bagi Paulus, ini adalah setara dengan dua perintah agung dari Yesus tentang kasih (</w:t>
       </w:r>
-      <w:hyperlink r:id="rId40">
-        <w:r>
-          <w:rPr>
-            <w:lang w:val="id_ID" w:bidi="id_ID"/>
-          </w:rPr>
-          <w:rPr>
-            <w:color w:val="0000EE"/>
-            <w:u w:val="single"/>
-          </w:rPr>
-          <w:t>Mat 22:36–40</w:t>
-        </w:r>
-      </w:hyperlink>
+      <w:r>
+        <w:rPr>
+          <w:lang w:val="id_ID" w:bidi="id_ID"/>
+        </w:rPr>
+        <w:t>Mat 22:36–40</w:t>
+      </w:r>
       <w:r>
         <w:rPr>
           <w:lang w:val="id_ID" w:bidi="id_ID"/>
         </w:rPr>
         <w:t xml:space="preserve">; </w:t>
       </w:r>
-      <w:hyperlink r:id="rId41">
-        <w:r>
-          <w:rPr>
-            <w:lang w:val="id_ID" w:bidi="id_ID"/>
-          </w:rPr>
-          <w:rPr>
-            <w:color w:val="0000EE"/>
-            <w:u w:val="single"/>
-          </w:rPr>
-          <w:t>Lukas 10:25–37</w:t>
-        </w:r>
-      </w:hyperlink>
+      <w:r>
+        <w:rPr>
+          <w:lang w:val="id_ID" w:bidi="id_ID"/>
+        </w:rPr>
+        <w:t>Lukas 10:25–37</w:t>
+      </w:r>
       <w:r>
         <w:rPr>
           <w:lang w:val="id_ID" w:bidi="id_ID"/>
@@ -1316,18 +1112,12 @@
         </w:rPr>
         <w:t>Pemahaman Paulus tentang Penginjilan. Ketika Paulus dikritik karena pendekatannya terhadap penginjilan yang dianggap kurang halus dan tidak intelektual (</w:t>
       </w:r>
-      <w:hyperlink r:id="rId18">
-        <w:r>
-          <w:rPr>
-            <w:lang w:val="id_ID" w:bidi="id_ID"/>
-          </w:rPr>
-          <w:rPr>
-            <w:color w:val="0000EE"/>
-            <w:u w:val="single"/>
-          </w:rPr>
-          <w:t>1Kor. 1:1–4:21</w:t>
-        </w:r>
-      </w:hyperlink>
+      <w:r>
+        <w:rPr>
+          <w:lang w:val="id_ID" w:bidi="id_ID"/>
+        </w:rPr>
+        <w:t>1Kor. 1:1–4:21</w:t>
+      </w:r>
       <w:r>
         <w:rPr>
           <w:lang w:val="id_ID" w:bidi="id_ID"/>
@@ -1348,108 +1138,72 @@
         </w:rPr>
         <w:t xml:space="preserve">Kesatuan dan Kasih dalam Gereja. Kesatuan di antara orang percaya adalah satu tema penting sepanjang surat ini, karena sejumlah masalah yang Paulus tangani tampaknya telah memecah belah gereja (lihat </w:t>
       </w:r>
-      <w:hyperlink r:id="rId42">
-        <w:r>
-          <w:rPr>
-            <w:lang w:val="id_ID" w:bidi="id_ID"/>
-          </w:rPr>
-          <w:rPr>
-            <w:color w:val="0000EE"/>
-            <w:u w:val="single"/>
-          </w:rPr>
-          <w:t>1Kor. 1:10–4:21</w:t>
-        </w:r>
-      </w:hyperlink>
+      <w:r>
+        <w:rPr>
+          <w:lang w:val="id_ID" w:bidi="id_ID"/>
+        </w:rPr>
+        <w:t>1Kor. 1:10–4:21</w:t>
+      </w:r>
       <w:r>
         <w:rPr>
           <w:lang w:val="id_ID" w:bidi="id_ID"/>
         </w:rPr>
         <w:t xml:space="preserve">, kelompok-kelompok dalam gereja; </w:t>
       </w:r>
-      <w:hyperlink r:id="rId43">
-        <w:r>
-          <w:rPr>
-            <w:lang w:val="id_ID" w:bidi="id_ID"/>
-          </w:rPr>
-          <w:rPr>
-            <w:color w:val="0000EE"/>
-            <w:u w:val="single"/>
-          </w:rPr>
-          <w:t>1Kor. 6:1–12</w:t>
-        </w:r>
-      </w:hyperlink>
+      <w:r>
+        <w:rPr>
+          <w:lang w:val="id_ID" w:bidi="id_ID"/>
+        </w:rPr>
+        <w:t>1Kor. 6:1–12</w:t>
+      </w:r>
       <w:r>
         <w:rPr>
           <w:lang w:val="id_ID" w:bidi="id_ID"/>
         </w:rPr>
         <w:t xml:space="preserve">, tuntutan hukum terhadap sesama orang Kristen; </w:t>
       </w:r>
-      <w:hyperlink r:id="rId44">
-        <w:r>
-          <w:rPr>
-            <w:lang w:val="id_ID" w:bidi="id_ID"/>
-          </w:rPr>
-          <w:rPr>
-            <w:color w:val="0000EE"/>
-            <w:u w:val="single"/>
-          </w:rPr>
-          <w:t>1Kor. 8:1–11:1</w:t>
-        </w:r>
-      </w:hyperlink>
+      <w:r>
+        <w:rPr>
+          <w:lang w:val="id_ID" w:bidi="id_ID"/>
+        </w:rPr>
+        <w:t>1Kor. 8:1–11:1</w:t>
+      </w:r>
       <w:r>
         <w:rPr>
           <w:lang w:val="id_ID" w:bidi="id_ID"/>
         </w:rPr>
         <w:t xml:space="preserve">, perbedaan pendapat tentang makanan yang dipersembahkan kepada berhala; </w:t>
       </w:r>
-      <w:hyperlink r:id="rId45">
-        <w:r>
-          <w:rPr>
-            <w:lang w:val="id_ID" w:bidi="id_ID"/>
-          </w:rPr>
-          <w:rPr>
-            <w:color w:val="0000EE"/>
-            <w:u w:val="single"/>
-          </w:rPr>
-          <w:t>1Kor. 11:2–16</w:t>
-        </w:r>
-      </w:hyperlink>
+      <w:r>
+        <w:rPr>
+          <w:lang w:val="id_ID" w:bidi="id_ID"/>
+        </w:rPr>
+        <w:t>1Kor. 11:2–16</w:t>
+      </w:r>
       <w:r>
         <w:rPr>
           <w:lang w:val="id_ID" w:bidi="id_ID"/>
         </w:rPr>
         <w:t xml:space="preserve">, perbedaan pendapat tentang pakaian yang pantas untuk perempuan yang melayani di depan umum; </w:t>
       </w:r>
-      <w:hyperlink r:id="rId46">
-        <w:r>
-          <w:rPr>
-            <w:lang w:val="id_ID" w:bidi="id_ID"/>
-          </w:rPr>
-          <w:rPr>
-            <w:color w:val="0000EE"/>
-            <w:u w:val="single"/>
-          </w:rPr>
-          <w:t>1Kor. 11:17–34</w:t>
-        </w:r>
-      </w:hyperlink>
+      <w:r>
+        <w:rPr>
+          <w:lang w:val="id_ID" w:bidi="id_ID"/>
+        </w:rPr>
+        <w:t>1Kor. 11:17–34</w:t>
+      </w:r>
       <w:r>
         <w:rPr>
           <w:lang w:val="id_ID" w:bidi="id_ID"/>
         </w:rPr>
         <w:t xml:space="preserve">, masalah dalam mengambil bagian dalam Perjamuan Tuhan). Terikat bersama sebagai sesama anggota tubuh Kristus oleh komitmen bersama kepada Kristus sebagai Tuhan dan oleh pengalaman bersama dari kehadiran Roh Allah, orang percaya harus hidup dalam kesatuan. Surat ini, yang mencakup pasal klasik yang Paulus tulis tentang kasih Kristen (pasal </w:t>
       </w:r>
-      <w:hyperlink r:id="rId47">
-        <w:r>
-          <w:rPr>
-            <w:lang w:val="id_ID" w:bidi="id_ID"/>
-          </w:rPr>
-          <w:rPr>
-            <w:color w:val="0000EE"/>
-            <w:u w:val="single"/>
-          </w:rPr>
-          <w:t>13</w:t>
-        </w:r>
-      </w:hyperlink>
+      <w:r>
+        <w:rPr>
+          <w:lang w:val="id_ID" w:bidi="id_ID"/>
+        </w:rPr>
+        <w:t>13</w:t>
+      </w:r>
       <w:r>
         <w:rPr>
           <w:lang w:val="id_ID" w:bidi="id_ID"/>
@@ -1470,36 +1224,24 @@
         </w:rPr>
         <w:t xml:space="preserve">Pernikahan, Perceraian, dan Hidup Melajang. Paulus memiliki pandangan tinggi tentang pernikahan dan sangat menentang perceraian. Mengingat tantangan yang dihadapi orang Kristen pada abad pertama dan pandangannya tentang kedatangan Kristus yang segera (lihat </w:t>
       </w:r>
-      <w:hyperlink r:id="rId48">
-        <w:r>
-          <w:rPr>
-            <w:lang w:val="id_ID" w:bidi="id_ID"/>
-          </w:rPr>
-          <w:rPr>
-            <w:color w:val="0000EE"/>
-            <w:u w:val="single"/>
-          </w:rPr>
-          <w:t>1Kor. 7:25–31</w:t>
-        </w:r>
-      </w:hyperlink>
+      <w:r>
+        <w:rPr>
+          <w:lang w:val="id_ID" w:bidi="id_ID"/>
+        </w:rPr>
+        <w:t>1Kor. 7:25–31</w:t>
+      </w:r>
       <w:r>
         <w:rPr>
           <w:lang w:val="id_ID" w:bidi="id_ID"/>
         </w:rPr>
         <w:t xml:space="preserve">), Paulus mendorong mereka yang lajang untuk tetap melajang, dengan melihat kehidupan lajang sebagai kesempatan untuk memberikan pengabdian penuh kepada pekerjaan Kristus di dunia (lihat </w:t>
       </w:r>
-      <w:hyperlink r:id="rId49">
-        <w:r>
-          <w:rPr>
-            <w:lang w:val="id_ID" w:bidi="id_ID"/>
-          </w:rPr>
-          <w:rPr>
-            <w:color w:val="0000EE"/>
-            <w:u w:val="single"/>
-          </w:rPr>
-          <w:t>1Kor. 7:32–35</w:t>
-        </w:r>
-      </w:hyperlink>
+      <w:r>
+        <w:rPr>
+          <w:lang w:val="id_ID" w:bidi="id_ID"/>
+        </w:rPr>
+        <w:t>1Kor. 7:32–35</w:t>
+      </w:r>
       <w:r>
         <w:rPr>
           <w:lang w:val="id_ID" w:bidi="id_ID"/>
@@ -1520,18 +1262,12 @@
         </w:rPr>
         <w:t xml:space="preserve">Perjamuan Tuhan. Surat ini memberikan wawasan penting tentang pemahaman dan praktik Kristen yang awal mengenai Perjamuan Tuhan, memuat satu-satunya pembahasan yang panjang dalam Perjanjian Baru (pasal </w:t>
       </w:r>
-      <w:hyperlink r:id="rId50">
-        <w:r>
-          <w:rPr>
-            <w:lang w:val="id_ID" w:bidi="id_ID"/>
-          </w:rPr>
-          <w:rPr>
-            <w:color w:val="0000EE"/>
-            <w:u w:val="single"/>
-          </w:rPr>
-          <w:t>10–11</w:t>
-        </w:r>
-      </w:hyperlink>
+      <w:r>
+        <w:rPr>
+          <w:lang w:val="id_ID" w:bidi="id_ID"/>
+        </w:rPr>
+        <w:t>10–11</w:t>
+      </w:r>
       <w:r>
         <w:rPr>
           <w:lang w:val="id_ID" w:bidi="id_ID"/>
@@ -1552,36 +1288,24 @@
         </w:rPr>
         <w:t xml:space="preserve">Gereja Sebagai Satu Tubuh. Paulus memahami gereja sebagai satu tubuh yang dinamis dan dipimpin oleh Roh, yang terdiri dari bagian-bagian yang berbeda, masing-masing dengan tugasnya sendiri yang unik (pasal </w:t>
       </w:r>
-      <w:hyperlink r:id="rId51">
-        <w:r>
-          <w:rPr>
-            <w:lang w:val="id_ID" w:bidi="id_ID"/>
-          </w:rPr>
-          <w:rPr>
-            <w:color w:val="0000EE"/>
-            <w:u w:val="single"/>
-          </w:rPr>
-          <w:t>12</w:t>
-        </w:r>
-      </w:hyperlink>
+      <w:r>
+        <w:rPr>
+          <w:lang w:val="id_ID" w:bidi="id_ID"/>
+        </w:rPr>
+        <w:t>12</w:t>
+      </w:r>
       <w:r>
         <w:rPr>
           <w:lang w:val="id_ID" w:bidi="id_ID"/>
         </w:rPr>
         <w:t xml:space="preserve">, </w:t>
       </w:r>
-      <w:hyperlink r:id="rId52">
-        <w:r>
-          <w:rPr>
-            <w:lang w:val="id_ID" w:bidi="id_ID"/>
-          </w:rPr>
-          <w:rPr>
-            <w:color w:val="0000EE"/>
-            <w:u w:val="single"/>
-          </w:rPr>
-          <w:t>14</w:t>
-        </w:r>
-      </w:hyperlink>
+      <w:r>
+        <w:rPr>
+          <w:lang w:val="id_ID" w:bidi="id_ID"/>
+        </w:rPr>
+        <w:t>14</w:t>
+      </w:r>
       <w:r>
         <w:rPr>
           <w:lang w:val="id_ID" w:bidi="id_ID"/>
@@ -1602,18 +1326,12 @@
         </w:rPr>
         <w:t xml:space="preserve">Kebangkitan. Di antara tulisan-tulisan Perjanjian Baru, surat ini memberikan kepada kita pembahasan yang paling lengkap tentang kebangkitan (pasal </w:t>
       </w:r>
-      <w:hyperlink r:id="rId24">
-        <w:r>
-          <w:rPr>
-            <w:lang w:val="id_ID" w:bidi="id_ID"/>
-          </w:rPr>
-          <w:rPr>
-            <w:color w:val="0000EE"/>
-            <w:u w:val="single"/>
-          </w:rPr>
-          <w:t>15</w:t>
-        </w:r>
-      </w:hyperlink>
+      <w:r>
+        <w:rPr>
+          <w:lang w:val="id_ID" w:bidi="id_ID"/>
+        </w:rPr>
+        <w:t>15</w:t>
+      </w:r>
       <w:r>
         <w:rPr>
           <w:lang w:val="id_ID" w:bidi="id_ID"/>
